--- a/Лист задания.docx
+++ b/Лист задания.docx
@@ -890,7 +890,16 @@
           <w:szCs w:val="28"/>
           <w:lang w:eastAsia="ru-RU"/>
         </w:rPr>
-        <w:t xml:space="preserve"> Модуль создания и управления параметризированными связями в базе данных </w:t>
+        <w:t xml:space="preserve"> </w:t>
+      </w:r>
+      <w:bookmarkStart w:id="0" w:name="_Hlk225760640"/>
+      <w:r>
+        <w:rPr>
+          <w:rFonts w:eastAsia="Times New Roman"/>
+          <w:szCs w:val="28"/>
+          <w:lang w:eastAsia="ru-RU"/>
+        </w:rPr>
+        <w:t xml:space="preserve">Модуль создания и управления параметризированными связями в базе данных </w:t>
       </w:r>
       <w:r>
         <w:rPr>
@@ -916,6 +925,15 @@
         </w:rPr>
         <w:t>системы</w:t>
       </w:r>
+      <w:r>
+        <w:rPr>
+          <w:rFonts w:eastAsia="Times New Roman"/>
+          <w:szCs w:val="28"/>
+          <w:lang w:eastAsia="ru-RU"/>
+        </w:rPr>
+        <w:t>.</w:t>
+      </w:r>
+      <w:bookmarkEnd w:id="0"/>
     </w:p>
     <w:p>
       <w:pPr>
@@ -1140,7 +1158,7 @@
           <w:szCs w:val="28"/>
           <w:lang w:eastAsia="ru-RU"/>
         </w:rPr>
-        <w:t>2 Языки программирования</w:t>
+        <w:t>2 Язык программирования</w:t>
       </w:r>
       <w:r>
         <w:rPr>
@@ -1201,7 +1219,15 @@
           <w:szCs w:val="28"/>
           <w:lang w:eastAsia="ru-RU"/>
         </w:rPr>
-        <w:t>Среды</w:t>
+        <w:t>Сред</w:t>
+      </w:r>
+      <w:r>
+        <w:rPr>
+          <w:rFonts w:eastAsia="Times New Roman"/>
+          <w:szCs w:val="28"/>
+          <w:lang w:eastAsia="ru-RU"/>
+        </w:rPr>
+        <w:t>а</w:t>
       </w:r>
       <w:r>
         <w:rPr>
@@ -1685,18 +1711,60 @@
         <w:t xml:space="preserve"> разработки </w:t>
       </w:r>
       <w:r>
-        <w:t xml:space="preserve">модуля создания и управления параметризированными связями в </w:t>
-      </w:r>
-      <w:proofErr w:type="spellStart"/>
-      <w:r>
-        <w:rPr>
-          <w:lang w:val="en-US"/>
-        </w:rPr>
-        <w:t>plm</w:t>
-      </w:r>
-      <w:proofErr w:type="spellEnd"/>
-      <w:r>
-        <w:t>-системе</w:t>
+        <w:rPr>
+          <w:rFonts w:eastAsia="Times New Roman"/>
+          <w:szCs w:val="28"/>
+          <w:lang w:eastAsia="ru-RU"/>
+        </w:rPr>
+        <w:t>модуля создания и управления параметризированными связями</w:t>
+      </w:r>
+      <w:r>
+        <w:rPr>
+          <w:rFonts w:eastAsia="Times New Roman"/>
+          <w:szCs w:val="28"/>
+          <w:lang w:eastAsia="ru-RU"/>
+        </w:rPr>
+        <w:t xml:space="preserve"> в</w:t>
+      </w:r>
+      <w:r>
+        <w:rPr>
+          <w:rFonts w:eastAsia="Times New Roman"/>
+          <w:szCs w:val="28"/>
+          <w:lang w:eastAsia="ru-RU"/>
+        </w:rPr>
+        <w:t xml:space="preserve"> </w:t>
+      </w:r>
+      <w:r>
+        <w:rPr>
+          <w:rFonts w:eastAsia="Times New Roman"/>
+          <w:szCs w:val="28"/>
+          <w:lang w:val="en-US" w:eastAsia="ru-RU"/>
+        </w:rPr>
+        <w:t>PLM</w:t>
+      </w:r>
+      <w:r>
+        <w:rPr>
+          <w:rFonts w:eastAsia="Times New Roman"/>
+          <w:szCs w:val="28"/>
+          <w:lang w:eastAsia="ru-RU"/>
+        </w:rPr>
+        <w:t>-</w:t>
+      </w:r>
+      <w:r>
+        <w:rPr>
+          <w:rFonts w:eastAsia="Times New Roman"/>
+          <w:szCs w:val="28"/>
+          <w:lang w:eastAsia="ru-RU"/>
+        </w:rPr>
+        <w:t>систем</w:t>
+      </w:r>
+      <w:r>
+        <w:rPr>
+          <w:rFonts w:eastAsia="Times New Roman"/>
+          <w:szCs w:val="28"/>
+          <w:lang w:eastAsia="ru-RU"/>
+        </w:rPr>
+        <w:t>е</w:t>
       </w:r>
       <w:r>
         <w:rPr>
@@ -1837,7 +1905,31 @@
           <w:szCs w:val="28"/>
           <w:lang w:eastAsia="ru-RU"/>
         </w:rPr>
-        <w:t>Модуль управления связями</w:t>
+        <w:t xml:space="preserve">Модуль создания и управления параметризированными связями в базе данных </w:t>
+      </w:r>
+      <w:r>
+        <w:rPr>
+          <w:rFonts w:eastAsia="Times New Roman"/>
+          <w:szCs w:val="28"/>
+          <w:lang w:val="en-US" w:eastAsia="ru-RU"/>
+        </w:rPr>
+        <w:t>PLM</w:t>
+      </w:r>
+      <w:r>
+        <w:rPr>
+          <w:rFonts w:eastAsia="Times New Roman"/>
+          <w:szCs w:val="28"/>
+          <w:lang w:eastAsia="ru-RU"/>
+        </w:rPr>
+        <w:t>-</w:t>
+      </w:r>
+      <w:r>
+        <w:rPr>
+          <w:rFonts w:eastAsia="Times New Roman"/>
+          <w:szCs w:val="28"/>
+          <w:lang w:eastAsia="ru-RU"/>
+        </w:rPr>
+        <w:t>системы</w:t>
       </w:r>
       <w:r>
         <w:rPr>
@@ -1878,7 +1970,31 @@
           <w:szCs w:val="28"/>
           <w:lang w:eastAsia="ru-RU"/>
         </w:rPr>
-        <w:t>Модуль управления связями</w:t>
+        <w:t xml:space="preserve">Модуль создания и управления параметризированными связями в базе данных </w:t>
+      </w:r>
+      <w:r>
+        <w:rPr>
+          <w:rFonts w:eastAsia="Times New Roman"/>
+          <w:szCs w:val="28"/>
+          <w:lang w:val="en-US" w:eastAsia="ru-RU"/>
+        </w:rPr>
+        <w:t>PLM</w:t>
+      </w:r>
+      <w:r>
+        <w:rPr>
+          <w:rFonts w:eastAsia="Times New Roman"/>
+          <w:szCs w:val="28"/>
+          <w:lang w:eastAsia="ru-RU"/>
+        </w:rPr>
+        <w:t>-</w:t>
+      </w:r>
+      <w:r>
+        <w:rPr>
+          <w:rFonts w:eastAsia="Times New Roman"/>
+          <w:szCs w:val="28"/>
+          <w:lang w:eastAsia="ru-RU"/>
+        </w:rPr>
+        <w:t>системы</w:t>
       </w:r>
       <w:r>
         <w:rPr>
@@ -1934,7 +2050,31 @@
           <w:szCs w:val="28"/>
           <w:lang w:eastAsia="ru-RU"/>
         </w:rPr>
-        <w:t>Модуль управления связями</w:t>
+        <w:t xml:space="preserve">Модуль создания и управления параметризированными связями в базе данных </w:t>
+      </w:r>
+      <w:r>
+        <w:rPr>
+          <w:rFonts w:eastAsia="Times New Roman"/>
+          <w:szCs w:val="28"/>
+          <w:lang w:val="en-US" w:eastAsia="ru-RU"/>
+        </w:rPr>
+        <w:t>PLM</w:t>
+      </w:r>
+      <w:r>
+        <w:rPr>
+          <w:rFonts w:eastAsia="Times New Roman"/>
+          <w:szCs w:val="28"/>
+          <w:lang w:eastAsia="ru-RU"/>
+        </w:rPr>
+        <w:t>-</w:t>
+      </w:r>
+      <w:r>
+        <w:rPr>
+          <w:rFonts w:eastAsia="Times New Roman"/>
+          <w:szCs w:val="28"/>
+          <w:lang w:eastAsia="ru-RU"/>
+        </w:rPr>
+        <w:t>системы</w:t>
       </w:r>
       <w:r>
         <w:rPr>
@@ -1950,6 +2090,7 @@
           <w:szCs w:val="28"/>
           <w:lang w:eastAsia="ru-RU"/>
         </w:rPr>
+        <w:lastRenderedPageBreak/>
         <w:t>Диаграмма последовательности</w:t>
       </w:r>
       <w:r>
@@ -1990,7 +2131,31 @@
           <w:szCs w:val="28"/>
           <w:lang w:eastAsia="ru-RU"/>
         </w:rPr>
-        <w:t>Модуль управления связями</w:t>
+        <w:t xml:space="preserve">Модуль создания и управления параметризированными связями в базе данных </w:t>
+      </w:r>
+      <w:r>
+        <w:rPr>
+          <w:rFonts w:eastAsia="Times New Roman"/>
+          <w:szCs w:val="28"/>
+          <w:lang w:val="en-US" w:eastAsia="ru-RU"/>
+        </w:rPr>
+        <w:t>PLM</w:t>
+      </w:r>
+      <w:r>
+        <w:rPr>
+          <w:rFonts w:eastAsia="Times New Roman"/>
+          <w:szCs w:val="28"/>
+          <w:lang w:eastAsia="ru-RU"/>
+        </w:rPr>
+        <w:t>-</w:t>
+      </w:r>
+      <w:r>
+        <w:rPr>
+          <w:rFonts w:eastAsia="Times New Roman"/>
+          <w:szCs w:val="28"/>
+          <w:lang w:eastAsia="ru-RU"/>
+        </w:rPr>
+        <w:t>системы</w:t>
       </w:r>
       <w:r>
         <w:rPr>
@@ -2084,15 +2249,6 @@
           <w:szCs w:val="28"/>
           <w:lang w:eastAsia="ru-RU"/>
         </w:rPr>
-        <w:br w:type="page"/>
-      </w:r>
-      <w:r>
-        <w:rPr>
-          <w:rFonts w:eastAsia="Times New Roman"/>
-          <w:szCs w:val="28"/>
-          <w:lang w:eastAsia="ru-RU"/>
-        </w:rPr>
-        <w:lastRenderedPageBreak/>
         <w:t>Консультанты по дипломному проект</w:t>
       </w:r>
       <w:r>
@@ -2282,21 +2438,39 @@
           <w:szCs w:val="28"/>
           <w:lang w:eastAsia="ru-RU"/>
         </w:rPr>
-        <w:t xml:space="preserve"> разработки </w:t>
-      </w:r>
-      <w:r>
-        <w:t xml:space="preserve">модуля создания и управления параметризированными связями в </w:t>
-      </w:r>
-      <w:proofErr w:type="spellStart"/>
-      <w:r>
-        <w:rPr>
-          <w:lang w:val="en-US"/>
-        </w:rPr>
-        <w:t>plm</w:t>
-      </w:r>
-      <w:proofErr w:type="spellEnd"/>
-      <w:r>
-        <w:t>-системе</w:t>
+        <w:t xml:space="preserve"> разработки модуля создания и управления параметризированными связями в </w:t>
+      </w:r>
+      <w:r>
+        <w:rPr>
+          <w:rFonts w:eastAsia="Times New Roman"/>
+          <w:szCs w:val="28"/>
+          <w:lang w:val="en-US" w:eastAsia="ru-RU"/>
+        </w:rPr>
+        <w:t>PLM</w:t>
+      </w:r>
+      <w:r>
+        <w:rPr>
+          <w:rFonts w:eastAsia="Times New Roman"/>
+          <w:szCs w:val="28"/>
+          <w:lang w:eastAsia="ru-RU"/>
+        </w:rPr>
+        <w:t>-</w:t>
+      </w:r>
+      <w:r>
+        <w:rPr>
+          <w:rFonts w:eastAsia="Times New Roman"/>
+          <w:szCs w:val="28"/>
+          <w:lang w:eastAsia="ru-RU"/>
+        </w:rPr>
+        <w:t>систем</w:t>
+      </w:r>
+      <w:r>
+        <w:rPr>
+          <w:rFonts w:eastAsia="Times New Roman"/>
+          <w:szCs w:val="28"/>
+          <w:lang w:eastAsia="ru-RU"/>
+        </w:rPr>
+        <w:t>е</w:t>
       </w:r>
       <w:r>
         <w:rPr>
@@ -2454,8 +2628,7 @@
     </w:p>
     <w:tbl>
       <w:tblPr>
-        <w:tblW w:w="4869" w:type="pct"/>
-        <w:jc w:val="center"/>
+        <w:tblW w:w="5000" w:type="pct"/>
         <w:tblBorders>
           <w:top w:val="single" w:sz="4" w:space="0" w:color="auto"/>
           <w:left w:val="single" w:sz="4" w:space="0" w:color="auto"/>
@@ -2467,13 +2640,13 @@
         <w:tblLook w:val="01E0" w:firstRow="1" w:lastRow="1" w:firstColumn="1" w:lastColumn="1" w:noHBand="0" w:noVBand="0"/>
       </w:tblPr>
       <w:tblGrid>
-        <w:gridCol w:w="5068"/>
-        <w:gridCol w:w="1607"/>
-        <w:gridCol w:w="2424"/>
+        <w:gridCol w:w="5205"/>
+        <w:gridCol w:w="1650"/>
+        <w:gridCol w:w="2489"/>
       </w:tblGrid>
       <w:tr>
         <w:trPr>
-          <w:jc w:val="center"/>
+          <w:trHeight w:val="825"/>
         </w:trPr>
         <w:tc>
           <w:tcPr>
@@ -2575,7 +2748,7 @@
       </w:tr>
       <w:tr>
         <w:trPr>
-          <w:jc w:val="center"/>
+          <w:trHeight w:val="540"/>
         </w:trPr>
         <w:tc>
           <w:tcPr>
@@ -2778,7 +2951,7 @@
       </w:tr>
       <w:tr>
         <w:trPr>
-          <w:jc w:val="center"/>
+          <w:trHeight w:val="555"/>
         </w:trPr>
         <w:tc>
           <w:tcPr>
@@ -2953,7 +3126,7 @@
       </w:tr>
       <w:tr>
         <w:trPr>
-          <w:jc w:val="center"/>
+          <w:trHeight w:val="540"/>
         </w:trPr>
         <w:tc>
           <w:tcPr>
@@ -3114,7 +3287,7 @@
       </w:tr>
       <w:tr>
         <w:trPr>
-          <w:jc w:val="center"/>
+          <w:trHeight w:val="555"/>
         </w:trPr>
         <w:tc>
           <w:tcPr>
@@ -3266,7 +3439,7 @@
       </w:tr>
       <w:tr>
         <w:trPr>
-          <w:jc w:val="center"/>
+          <w:trHeight w:val="540"/>
         </w:trPr>
         <w:tc>
           <w:tcPr>
@@ -3346,6 +3519,7 @@
           <w:tcPr>
             <w:tcW w:w="1332" w:type="pct"/>
             <w:shd w:val="clear" w:color="auto" w:fill="auto"/>
+            <w:vAlign w:val="center"/>
           </w:tcPr>
           <w:p>
             <w:pPr>
@@ -3386,7 +3560,7 @@
       </w:tr>
       <w:tr>
         <w:trPr>
-          <w:jc w:val="center"/>
+          <w:trHeight w:val="555"/>
         </w:trPr>
         <w:tc>
           <w:tcPr>
@@ -3567,7 +3741,7 @@
       </w:tr>
       <w:tr>
         <w:trPr>
-          <w:jc w:val="center"/>
+          <w:trHeight w:val="540"/>
         </w:trPr>
         <w:tc>
           <w:tcPr>
@@ -3692,7 +3866,7 @@
       </w:tr>
       <w:tr>
         <w:trPr>
-          <w:jc w:val="center"/>
+          <w:trHeight w:val="540"/>
         </w:trPr>
         <w:tc>
           <w:tcPr>
@@ -9279,151 +9453,151 @@
       </w:pPr>
     </w:lvl>
   </w:abstractNum>
-  <w:num w:numId="1" w16cid:durableId="507137537">
+  <w:num w:numId="1" w16cid:durableId="1261835320">
     <w:abstractNumId w:val="20"/>
   </w:num>
-  <w:num w:numId="2" w16cid:durableId="769425095">
+  <w:num w:numId="2" w16cid:durableId="754017074">
     <w:abstractNumId w:val="31"/>
   </w:num>
-  <w:num w:numId="3" w16cid:durableId="1159535785">
+  <w:num w:numId="3" w16cid:durableId="1383020660">
     <w:abstractNumId w:val="2"/>
   </w:num>
-  <w:num w:numId="4" w16cid:durableId="851185046">
+  <w:num w:numId="4" w16cid:durableId="2000886980">
     <w:abstractNumId w:val="19"/>
   </w:num>
-  <w:num w:numId="5" w16cid:durableId="553661590">
+  <w:num w:numId="5" w16cid:durableId="1193954338">
     <w:abstractNumId w:val="1"/>
   </w:num>
-  <w:num w:numId="6" w16cid:durableId="322241660">
+  <w:num w:numId="6" w16cid:durableId="1472593997">
     <w:abstractNumId w:val="16"/>
   </w:num>
-  <w:num w:numId="7" w16cid:durableId="68577751">
+  <w:num w:numId="7" w16cid:durableId="461771751">
     <w:abstractNumId w:val="5"/>
   </w:num>
-  <w:num w:numId="8" w16cid:durableId="2014407841">
+  <w:num w:numId="8" w16cid:durableId="1058555405">
     <w:abstractNumId w:val="10"/>
   </w:num>
-  <w:num w:numId="9" w16cid:durableId="1175263316">
+  <w:num w:numId="9" w16cid:durableId="863179341">
     <w:abstractNumId w:val="32"/>
   </w:num>
-  <w:num w:numId="10" w16cid:durableId="708070322">
+  <w:num w:numId="10" w16cid:durableId="1929652679">
     <w:abstractNumId w:val="28"/>
   </w:num>
-  <w:num w:numId="11" w16cid:durableId="126630918">
+  <w:num w:numId="11" w16cid:durableId="1146124902">
     <w:abstractNumId w:val="46"/>
   </w:num>
-  <w:num w:numId="12" w16cid:durableId="1534807129">
+  <w:num w:numId="12" w16cid:durableId="2110542349">
     <w:abstractNumId w:val="43"/>
   </w:num>
-  <w:num w:numId="13" w16cid:durableId="463936647">
+  <w:num w:numId="13" w16cid:durableId="270355801">
     <w:abstractNumId w:val="8"/>
   </w:num>
-  <w:num w:numId="14" w16cid:durableId="1178272530">
+  <w:num w:numId="14" w16cid:durableId="1987398385">
     <w:abstractNumId w:val="9"/>
   </w:num>
-  <w:num w:numId="15" w16cid:durableId="628821152">
+  <w:num w:numId="15" w16cid:durableId="12804156">
     <w:abstractNumId w:val="4"/>
   </w:num>
-  <w:num w:numId="16" w16cid:durableId="1312910324">
+  <w:num w:numId="16" w16cid:durableId="1032921314">
     <w:abstractNumId w:val="36"/>
   </w:num>
-  <w:num w:numId="17" w16cid:durableId="73212919">
+  <w:num w:numId="17" w16cid:durableId="1656641646">
     <w:abstractNumId w:val="27"/>
   </w:num>
-  <w:num w:numId="18" w16cid:durableId="1220750219">
+  <w:num w:numId="18" w16cid:durableId="299578798">
     <w:abstractNumId w:val="11"/>
   </w:num>
-  <w:num w:numId="19" w16cid:durableId="1975332769">
+  <w:num w:numId="19" w16cid:durableId="439573413">
     <w:abstractNumId w:val="6"/>
   </w:num>
-  <w:num w:numId="20" w16cid:durableId="1891845475">
+  <w:num w:numId="20" w16cid:durableId="1470317215">
     <w:abstractNumId w:val="15"/>
   </w:num>
-  <w:num w:numId="21" w16cid:durableId="1958676941">
+  <w:num w:numId="21" w16cid:durableId="1383024090">
     <w:abstractNumId w:val="7"/>
   </w:num>
-  <w:num w:numId="22" w16cid:durableId="641154117">
+  <w:num w:numId="22" w16cid:durableId="302929842">
     <w:abstractNumId w:val="34"/>
   </w:num>
-  <w:num w:numId="23" w16cid:durableId="1173226354">
+  <w:num w:numId="23" w16cid:durableId="1076247581">
     <w:abstractNumId w:val="3"/>
   </w:num>
-  <w:num w:numId="24" w16cid:durableId="93090945">
+  <w:num w:numId="24" w16cid:durableId="2107263029">
     <w:abstractNumId w:val="0"/>
   </w:num>
-  <w:num w:numId="25" w16cid:durableId="981041094">
+  <w:num w:numId="25" w16cid:durableId="97262405">
     <w:abstractNumId w:val="0"/>
     <w:lvlOverride w:ilvl="0">
       <w:startOverride w:val="8"/>
     </w:lvlOverride>
   </w:num>
-  <w:num w:numId="26" w16cid:durableId="1355033193">
+  <w:num w:numId="26" w16cid:durableId="2040544867">
     <w:abstractNumId w:val="26"/>
   </w:num>
-  <w:num w:numId="27" w16cid:durableId="516773851">
+  <w:num w:numId="27" w16cid:durableId="1370494439">
     <w:abstractNumId w:val="39"/>
   </w:num>
-  <w:num w:numId="28" w16cid:durableId="1559628535">
+  <w:num w:numId="28" w16cid:durableId="1459639404">
     <w:abstractNumId w:val="40"/>
   </w:num>
-  <w:num w:numId="29" w16cid:durableId="1222016134">
+  <w:num w:numId="29" w16cid:durableId="1842356660">
     <w:abstractNumId w:val="35"/>
   </w:num>
-  <w:num w:numId="30" w16cid:durableId="514074170">
+  <w:num w:numId="30" w16cid:durableId="1411580948">
     <w:abstractNumId w:val="44"/>
   </w:num>
-  <w:num w:numId="31" w16cid:durableId="367685353">
+  <w:num w:numId="31" w16cid:durableId="1903520916">
     <w:abstractNumId w:val="18"/>
   </w:num>
-  <w:num w:numId="32" w16cid:durableId="642351078">
+  <w:num w:numId="32" w16cid:durableId="260184173">
     <w:abstractNumId w:val="30"/>
   </w:num>
-  <w:num w:numId="33" w16cid:durableId="815801347">
+  <w:num w:numId="33" w16cid:durableId="244415957">
     <w:abstractNumId w:val="21"/>
   </w:num>
-  <w:num w:numId="34" w16cid:durableId="2076318454">
+  <w:num w:numId="34" w16cid:durableId="1641839028">
     <w:abstractNumId w:val="17"/>
   </w:num>
-  <w:num w:numId="35" w16cid:durableId="1055617714">
+  <w:num w:numId="35" w16cid:durableId="1660846013">
     <w:abstractNumId w:val="41"/>
   </w:num>
-  <w:num w:numId="36" w16cid:durableId="1191146287">
+  <w:num w:numId="36" w16cid:durableId="1311133394">
     <w:abstractNumId w:val="29"/>
   </w:num>
-  <w:num w:numId="37" w16cid:durableId="1300259612">
+  <w:num w:numId="37" w16cid:durableId="1947690324">
     <w:abstractNumId w:val="33"/>
   </w:num>
-  <w:num w:numId="38" w16cid:durableId="1635604107">
+  <w:num w:numId="38" w16cid:durableId="829250456">
     <w:abstractNumId w:val="12"/>
   </w:num>
-  <w:num w:numId="39" w16cid:durableId="1490975197">
+  <w:num w:numId="39" w16cid:durableId="1766685732">
     <w:abstractNumId w:val="14"/>
   </w:num>
-  <w:num w:numId="40" w16cid:durableId="1410229142">
+  <w:num w:numId="40" w16cid:durableId="873269488">
     <w:abstractNumId w:val="42"/>
   </w:num>
-  <w:num w:numId="41" w16cid:durableId="657735347">
+  <w:num w:numId="41" w16cid:durableId="860437601">
     <w:abstractNumId w:val="37"/>
   </w:num>
-  <w:num w:numId="42" w16cid:durableId="1733506690">
+  <w:num w:numId="42" w16cid:durableId="1176532111">
     <w:abstractNumId w:val="23"/>
   </w:num>
-  <w:num w:numId="43" w16cid:durableId="1922107491">
+  <w:num w:numId="43" w16cid:durableId="960185250">
     <w:abstractNumId w:val="24"/>
   </w:num>
-  <w:num w:numId="44" w16cid:durableId="200673476">
+  <w:num w:numId="44" w16cid:durableId="180752277">
     <w:abstractNumId w:val="22"/>
   </w:num>
-  <w:num w:numId="45" w16cid:durableId="1694914153">
+  <w:num w:numId="45" w16cid:durableId="212811685">
     <w:abstractNumId w:val="38"/>
   </w:num>
-  <w:num w:numId="46" w16cid:durableId="1522009132">
+  <w:num w:numId="46" w16cid:durableId="748576874">
     <w:abstractNumId w:val="45"/>
   </w:num>
-  <w:num w:numId="47" w16cid:durableId="2033921088">
+  <w:num w:numId="47" w16cid:durableId="1267347149">
     <w:abstractNumId w:val="13"/>
   </w:num>
-  <w:num w:numId="48" w16cid:durableId="1372074816">
+  <w:num w:numId="48" w16cid:durableId="1132023419">
     <w:abstractNumId w:val="25"/>
   </w:num>
   <w:numIdMacAtCleanup w:val="11"/>
